--- a/hin/docx/009.content.docx
+++ b/hin/docx/009.content.docx
@@ -150,26 +150,6 @@
           <w:lang w:val="hi_IN" w:bidi="hi_IN"/>
         </w:rPr>
         <w:t>ख</w:t>
-      </w:r>
-      <w:r>
-        <w:rPr>
-          <w:lang w:val="hi_IN" w:bidi="hi_IN"/>
-        </w:rPr>
-      </w:r>
-    </w:p>
-    <w:p>
-      <w:pPr/>
-      <w:r>
-        <w:rPr>
-          <w:lang w:val="hi_IN" w:bidi="hi_IN"/>
-        </w:rPr>
-      </w:r>
-      <w:r>
-        <w:rPr>
-          <w:i/>
-          <w:lang w:val="hi_IN" w:bidi="hi_IN"/>
-        </w:rPr>
-        <w:t>खतना</w:t>
       </w:r>
       <w:r>
         <w:rPr>

--- a/hin/docx/009.content.docx
+++ b/hin/docx/009.content.docx
@@ -19,7 +19,7 @@
         <w:rPr>
           <w:lang w:val="hi_IN" w:bidi="hi_IN"/>
         </w:rPr>
-        <w:t>Resource: Study Notes - Themes (Tyndale)</w:t>
+        <w:t>Resource: Tyndale Open Study Notes</w:t>
       </w:r>
       <w:r>
         <w:rPr>
@@ -112,7 +112,7 @@
         <w:rPr>
           <w:lang w:val="hi_IN" w:bidi="hi_IN"/>
         </w:rPr>
-        <w:t>Study Notes - Themes (Tyndale)</w:t>
+        <w:t>Tyndale Open Study Notes</w:t>
       </w:r>
     </w:p>
     <w:p>

--- a/hin/docx/009.content.docx
+++ b/hin/docx/009.content.docx
@@ -149,7 +149,7 @@
         <w:rPr>
           <w:lang w:val="hi_IN" w:bidi="hi_IN"/>
         </w:rPr>
-        <w:t>ख</w:t>
+        <w:t>ग</w:t>
       </w:r>
       <w:r>
         <w:rPr>
@@ -212,7 +212,7 @@
         <w:rPr>
           <w:lang w:val="hi_IN" w:bidi="hi_IN"/>
         </w:rPr>
-        <w:t>खतना</w:t>
+        <w:t>गलील में मछली पकड़ना</w:t>
       </w:r>
       <w:r>
         <w:rPr>
@@ -231,7 +231,7 @@
         <w:rPr>
           <w:lang w:val="hi_IN" w:bidi="hi_IN"/>
         </w:rPr>
-        <w:t xml:space="preserve">बहुत सी प्राचीन संस्कृतियाँ खतना करने की प्रथा का पालन करती थी, जिसमें पुरुष के लिंग के अग्रभाग की चमड़ी को हटा दिया जाता था (देखें </w:t>
+        <w:t>यीशु का मछली पकड़ने का ज्ञान चारों सुसमाचारों में स्पष्ट है। उन्होंने अपनी कहानियों में मछली पकड़ने का उपयोग लोगों को सिखाने के लिए किया (</w:t>
       </w:r>
       <w:hyperlink r:id="rId13">
         <w:r>
@@ -242,28 +242,14 @@
             <w:color w:val="0000EE"/>
             <w:u w:val="single"/>
           </w:rPr>
-          <w:t>यिर्म 9:25–26</w:t>
+          <w:t>मत्ती 7:10</w:t>
         </w:r>
       </w:hyperlink>
       <w:r>
         <w:rPr>
           <w:lang w:val="hi_IN" w:bidi="hi_IN"/>
         </w:rPr>
-        <w:t>)।</w:t>
-      </w:r>
-    </w:p>
-    <w:p>
-      <w:pPr/>
-      <w:r>
-        <w:rPr>
-          <w:lang w:val="hi_IN" w:bidi="hi_IN"/>
-        </w:rPr>
-      </w:r>
-      <w:r>
-        <w:rPr>
-          <w:lang w:val="hi_IN" w:bidi="hi_IN"/>
-        </w:rPr>
-        <w:t>परमेश्वर ने खतने को वाचा (एक विशेष वाचा) का चिन्ह चुना, जो वंशजों पर केन्द्रित था। परमेश्वर ने अब्राहम और उसके वंशजों को एक बड़ी जाति बनाने और उन्हें गैर-यहूदी जातियों को छुड़ाने के लिए उपयोग करने का वादा किया (</w:t>
+        <w:t xml:space="preserve">; </w:t>
       </w:r>
       <w:hyperlink r:id="rId14">
         <w:r>
@@ -274,9 +260,27 @@
             <w:color w:val="0000EE"/>
             <w:u w:val="single"/>
           </w:rPr>
-          <w:t xml:space="preserve">उत 12:2, </w:t>
+          <w:t>13:47–51</w:t>
         </w:r>
       </w:hyperlink>
+      <w:r>
+        <w:rPr>
+          <w:lang w:val="hi_IN" w:bidi="hi_IN"/>
+        </w:rPr>
+        <w:t>)। जब यीशु ने अपने पहले चेलों को बुलाया, तो उन्होंने उनसे कहा, "</w:t>
+      </w:r>
+      <w:r>
+        <w:rPr>
+          <w:lang w:val="hi_IN" w:bidi="hi_IN"/>
+        </w:rPr>
+        <w:t>मैं तुम को मनुष्यों के पकड़नेवाले बनाऊँगा</w:t>
+      </w:r>
+      <w:r>
+        <w:rPr>
+          <w:lang w:val="hi_IN" w:bidi="hi_IN"/>
+        </w:rPr>
+        <w:t>" जिसका अर्थ था कि वे परमेश्वर के पास लोगों को लाने में सहायता करेंगे (</w:t>
+      </w:r>
       <w:hyperlink r:id="rId15">
         <w:r>
           <w:rPr>
@@ -286,14 +290,14 @@
             <w:color w:val="0000EE"/>
             <w:u w:val="single"/>
           </w:rPr>
-          <w:t>3</w:t>
+          <w:t>मत्ती 4:19</w:t>
         </w:r>
       </w:hyperlink>
       <w:r>
         <w:rPr>
           <w:lang w:val="hi_IN" w:bidi="hi_IN"/>
         </w:rPr>
-        <w:t xml:space="preserve">; </w:t>
+        <w:t xml:space="preserve">)। </w:t>
       </w:r>
       <w:hyperlink r:id="rId16">
         <w:r>
@@ -304,14 +308,93 @@
             <w:color w:val="0000EE"/>
             <w:u w:val="single"/>
           </w:rPr>
-          <w:t>17:3–6</w:t>
+          <w:t>यूहन्ना 21</w:t>
         </w:r>
       </w:hyperlink>
       <w:r>
         <w:rPr>
           <w:lang w:val="hi_IN" w:bidi="hi_IN"/>
         </w:rPr>
-        <w:t xml:space="preserve">; देखें </w:t>
+        <w:t xml:space="preserve"> में, जब यीशु मृतकों में से जी उठे, तब उन्होंने अपने आप को चेलों को दिखाने के लिए भी मछली पकड़ने का उपयोग किया।</w:t>
+      </w:r>
+    </w:p>
+    <w:p>
+      <w:pPr/>
+      <w:r>
+        <w:rPr>
+          <w:lang w:val="hi_IN" w:bidi="hi_IN"/>
+        </w:rPr>
+      </w:r>
+      <w:r>
+        <w:rPr>
+          <w:lang w:val="hi_IN" w:bidi="hi_IN"/>
+        </w:rPr>
+        <w:t>प्राचीन गलील में, जो लोग मछली पकड़ने का कार्य करते थे, वे केवल जाल का ही उपयोग करते थे। वे तीन प्रकार के जाल का उपयोग करते थे:</w:t>
+      </w:r>
+    </w:p>
+    <w:p>
+      <w:pPr>
+        <w:pStyle w:val="ListNumber"/>
+        <w:numPr>
+          <w:ilvl w:val="0"/>
+          <w:numId w:val="14"/>
+        </w:numPr>
+        <w:spacing w:line="240" w:lineRule="auto"/>
+        <w:ind w:left="720"/>
+      </w:pPr>
+      <w:r>
+        <w:rPr>
+          <w:lang w:val="hi_IN" w:bidi="hi_IN"/>
+        </w:rPr>
+      </w:r>
+      <w:r>
+        <w:rPr>
+          <w:lang w:val="hi_IN" w:bidi="hi_IN"/>
+        </w:rPr>
+        <w:t>खींची जाने वाली जाल (ड्रैग नेट) सबसे प्राचीन जालों में से एक थी। यह एक दीवार की तरह होती थी, जिसके नीचे भार (वजन) और ऊपर काग के तैरने वाले टुकड़े लगे होते थे। पहले लोग इसे तट के साथ खींचते थे। फिर, एक नाव समुद्र में मुख्य रस्सी को घसीटकर उसे वापस किनारे की ओर खींचती थी।।</w:t>
+        <w:br/>
+      </w:r>
+      <w:r>
+        <w:rPr>
+          <w:lang w:val="hi_IN" w:bidi="hi_IN"/>
+        </w:rPr>
+        <w:t>घसीट जाल से कई मछलियाँ पकड़ी जाती थी, जिनमें से कुछ यहूदियों की व्यवस्था के अनुसार खाने योग्य नहीं थीं। लोग मछलियों को छांटते थे। उन्होंने अच्छी मछलियों को रखा और खराब मछलियों को हटा दिया। यीशु ने घसीट जाल का उपयोग न्याय के दिन के प्रतीक के रूप में किया (</w:t>
+      </w:r>
+      <w:hyperlink r:id="rId14">
+        <w:r>
+          <w:rPr>
+            <w:lang w:val="hi_IN" w:bidi="hi_IN"/>
+          </w:rPr>
+          <w:rPr>
+            <w:color w:val="0000EE"/>
+            <w:u w:val="single"/>
+          </w:rPr>
+          <w:t>मत्ती 13:47–51</w:t>
+        </w:r>
+      </w:hyperlink>
+      <w:r>
+        <w:rPr>
+          <w:lang w:val="hi_IN" w:bidi="hi_IN"/>
+        </w:rPr>
+        <w:t>)।</w:t>
+      </w:r>
+    </w:p>
+    <w:p>
+      <w:pPr>
+        <w:pStyle w:val="ListNumber"/>
+        <w:spacing w:line="240" w:lineRule="auto"/>
+        <w:ind w:left="720"/>
+      </w:pPr>
+      <w:r>
+        <w:rPr>
+          <w:lang w:val="hi_IN" w:bidi="hi_IN"/>
+        </w:rPr>
+      </w:r>
+      <w:r>
+        <w:rPr>
+          <w:lang w:val="hi_IN" w:bidi="hi_IN"/>
+        </w:rPr>
+        <w:t>फेंकी जाने वाली जाल (कास्ट नेट) गोलाकार होती थी और इसका व्यास लगभग पंद्रह से बीस फीट तक होता था। इसके किनारों पर सीसे के भार (वजन) जुड़े होते थे। एक अकेला मछुआरा इसे समुद्र में फेंकता था। यह पानी में गिरती, डूबती और मछलियों को फंसा लेती थी। फिर मछुआरा पानी में गोता लगाकर या तो मछलियों को एक-एक करके निकालता या पूरी जाल को इकट्ठा करके नाव में खींच लेता था। जब यीशु ने शमौन और अंद्रियास को बुलाया, तब वे फेंकी जाने वाली जाल का उपयोग कर रहे थे (</w:t>
       </w:r>
       <w:hyperlink r:id="rId17">
         <w:r>
@@ -322,14 +405,14 @@
             <w:color w:val="0000EE"/>
             <w:u w:val="single"/>
           </w:rPr>
-          <w:t>गला 3:8–9</w:t>
+          <w:t>मत्ती 4:18–20</w:t>
         </w:r>
       </w:hyperlink>
       <w:r>
         <w:rPr>
           <w:lang w:val="hi_IN" w:bidi="hi_IN"/>
         </w:rPr>
-        <w:t>)। खतना परमेश्वर की ओर से शरीर पर दिया गया चिन्ह था। यह अब्राहम और उसके वंशजों को परमेश्वर की प्रजा के रूप में पहचान दिलाता था (</w:t>
+        <w:t xml:space="preserve">; </w:t>
       </w:r>
       <w:hyperlink r:id="rId18">
         <w:r>
@@ -340,28 +423,39 @@
             <w:color w:val="0000EE"/>
             <w:u w:val="single"/>
           </w:rPr>
-          <w:t>उत 17:9–14</w:t>
+          <w:t>मर 1:16–18</w:t>
         </w:r>
       </w:hyperlink>
       <w:r>
         <w:rPr>
           <w:lang w:val="hi_IN" w:bidi="hi_IN"/>
         </w:rPr>
-        <w:t>)। यह उन्हें वाचा के प्रति विश्वासयोग्य बने रहने के लिए स्मरण दिलाता था।</w:t>
+        <w:t>)।</w:t>
       </w:r>
     </w:p>
     <w:p>
-      <w:pPr/>
-      <w:r>
-        <w:rPr>
-          <w:lang w:val="hi_IN" w:bidi="hi_IN"/>
-        </w:rPr>
-      </w:r>
-      <w:r>
-        <w:rPr>
-          <w:lang w:val="hi_IN" w:bidi="hi_IN"/>
-        </w:rPr>
-        <w:t>उन्होंने वाचा के समुदाय में सम्मिलित होने पर वयस्क पुरुषों का खतना किया (</w:t>
+      <w:pPr>
+        <w:pStyle w:val="ListNumber"/>
+        <w:spacing w:line="240" w:lineRule="auto"/>
+        <w:ind w:left="720"/>
+      </w:pPr>
+      <w:r>
+        <w:rPr>
+          <w:lang w:val="hi_IN" w:bidi="hi_IN"/>
+        </w:rPr>
+      </w:r>
+      <w:r>
+        <w:rPr>
+          <w:lang w:val="hi_IN" w:bidi="hi_IN"/>
+        </w:rPr>
+        <w:t>त्रिपरत जाल (ट्रैमल नेट) ही एकमात्र प्रकार है जो आज भी उपयोग में है। यह तीन परतों से बनी होती है। दो बाहरी जाल समान होते हैं और उनके छिद्र बड़े होते हैं। अंदरूनी जाल बारीकी से बुनी हुई और ढीली होती है, जो बाहरी जाल के अंदर और बाहर आसानी से चलती है। मछुआरे जाल को पानी में एक लंबी रेखा में फैलाते हैं, आमतौर पर रात में, और इसे पकड़े रहते हैं, जबकि अन्य लोग मछलियों को डराकर इस ओर भगाते हैं ताकि वे इसमें फंस जाएं।</w:t>
+        <w:br/>
+      </w:r>
+      <w:r>
+        <w:rPr>
+          <w:lang w:val="hi_IN" w:bidi="hi_IN"/>
+        </w:rPr>
+        <w:t>मछलियाँ आसानी से पहले बाहरी जाल में प्रवेश करती हैं, बारीक जालीदार भीतरी जाल के विरुद्ध धक्का देती हैं, और फिर बारीक जाल को दूसरे बाहरी जाल में ले जाती हैं, जिससे वे निराशाजनक रूप से उलझ जाती हैं। मछुआरे फिर जाल को किनारे पर खींचते हैं। वे जाल को सुलझाते हैं और मछलियों को छांटते हैं, और जाल में हुई टूट-फूट की मरम्मत करते हैं। जब यीशु ने याकूब और यूहन्ना को अपने पीछे आने के लिए बुलाया, तो वे अपने त्रिपरत जाल (ट्रैमल नेट) की मरम्मत कर रहे थे (</w:t>
       </w:r>
       <w:hyperlink r:id="rId19">
         <w:r>
@@ -372,7 +466,7 @@
             <w:color w:val="0000EE"/>
             <w:u w:val="single"/>
           </w:rPr>
-          <w:t>उत 17:23–27</w:t>
+          <w:t>मत्ती 4:18–22</w:t>
         </w:r>
       </w:hyperlink>
       <w:r>
@@ -390,14 +484,28 @@
             <w:color w:val="0000EE"/>
             <w:u w:val="single"/>
           </w:rPr>
-          <w:t>निर्ग 12:48</w:t>
+          <w:t>मर 1:19–20</w:t>
         </w:r>
       </w:hyperlink>
       <w:r>
         <w:rPr>
           <w:lang w:val="hi_IN" w:bidi="hi_IN"/>
         </w:rPr>
-        <w:t xml:space="preserve">; </w:t>
+        <w:t>)।</w:t>
+      </w:r>
+    </w:p>
+    <w:p>
+      <w:pPr/>
+      <w:r>
+        <w:rPr>
+          <w:lang w:val="hi_IN" w:bidi="hi_IN"/>
+        </w:rPr>
+      </w:r>
+      <w:r>
+        <w:rPr>
+          <w:lang w:val="hi_IN" w:bidi="hi_IN"/>
+        </w:rPr>
+        <w:t>जब यीशु ने शमौन से कहा कि रात भर मछली पकड़ने के बाद फिर से अपना जाल डालें, तो शमौन ने चमत्कारिक रूप से बड़ी संख्या में मछलियाँ पकड़ीं (</w:t>
       </w:r>
       <w:hyperlink r:id="rId21">
         <w:r>
@@ -408,14 +516,14 @@
             <w:color w:val="0000EE"/>
             <w:u w:val="single"/>
           </w:rPr>
-          <w:t>यहो 5:3–7</w:t>
+          <w:t>लूका 5:1–11</w:t>
         </w:r>
       </w:hyperlink>
       <w:r>
         <w:rPr>
           <w:lang w:val="hi_IN" w:bidi="hi_IN"/>
         </w:rPr>
-        <w:t>)। लेकिन यह सामान्यतः शिशुओं के लिए किया जाता था (</w:t>
+        <w:t xml:space="preserve">)। इसी प्रकार की घटना </w:t>
       </w:r>
       <w:hyperlink r:id="rId22">
         <w:r>
@@ -426,14 +534,37 @@
             <w:color w:val="0000EE"/>
             <w:u w:val="single"/>
           </w:rPr>
-          <w:t>उत 21:4</w:t>
+          <w:t>यूहन्ना 21:1–11</w:t>
         </w:r>
       </w:hyperlink>
       <w:r>
         <w:rPr>
           <w:lang w:val="hi_IN" w:bidi="hi_IN"/>
         </w:rPr>
-        <w:t xml:space="preserve">; </w:t>
+        <w:t xml:space="preserve"> में हुई जब शमौन पतरस रात भर मछली पकड़ने में असफल होने के बाद लौटे। यीशु ने उन्हें फिर से अपना जाल डालने का निर्देश दिया। पतरस ने सम्भवतः एक फेंकने वाला जाल इस्तेमाल किया, जो इतनी मछलियों से भर गया कि उसे खींचना कठिन हो गया।</w:t>
+      </w:r>
+    </w:p>
+    <w:p>
+      <w:pPr/>
+      <w:r>
+        <w:rPr>
+          <w:lang w:val="hi_IN" w:bidi="hi_IN"/>
+        </w:rPr>
+      </w:r>
+      <w:r>
+        <w:rPr>
+          <w:u w:val="single"/>
+          <w:lang w:val="hi_IN" w:bidi="hi_IN"/>
+        </w:rPr>
+        <w:t>आगे के अध्ययन के लिए अंश</w:t>
+      </w:r>
+    </w:p>
+    <w:p>
+      <w:pPr/>
+      <w:r>
+        <w:rPr>
+          <w:lang w:val="hi_IN" w:bidi="hi_IN"/>
+        </w:rPr>
       </w:r>
       <w:hyperlink r:id="rId23">
         <w:r>
@@ -444,28 +575,50 @@
             <w:color w:val="0000EE"/>
             <w:u w:val="single"/>
           </w:rPr>
-          <w:t>लैव्य 12:3</w:t>
+          <w:t>मत्ती 4:19–22</w:t>
         </w:r>
       </w:hyperlink>
       <w:r>
         <w:rPr>
           <w:lang w:val="hi_IN" w:bidi="hi_IN"/>
         </w:rPr>
-        <w:t>)। शिशु परमेश्वर की प्रतिज्ञाओं को प्राप्त करते थे और वे अपने माता-पिता के द्वारा वाचा के समुदाय में सम्मिलित होते थे।</w:t>
-      </w:r>
-    </w:p>
-    <w:p>
-      <w:pPr/>
-      <w:r>
-        <w:rPr>
-          <w:lang w:val="hi_IN" w:bidi="hi_IN"/>
-        </w:rPr>
-      </w:r>
-      <w:r>
-        <w:rPr>
-          <w:lang w:val="hi_IN" w:bidi="hi_IN"/>
-        </w:rPr>
-        <w:t>परमेश्वर की आशीषें प्राप्त करने के लिए विश्वास आवश्यक था। यह इश्माएल और इसहाक, एसाव और याकूब तथा यूसुफ और उसके भाइयों के बीच मतभेद से प्रकट होता है। गैर-इस्राएली भी इस्राएल की वाचा में सम्मिलित हो सकते थे (</w:t>
+        <w:t xml:space="preserve">; </w:t>
+      </w:r>
+      <w:hyperlink r:id="rId13">
+        <w:r>
+          <w:rPr>
+            <w:lang w:val="hi_IN" w:bidi="hi_IN"/>
+          </w:rPr>
+          <w:rPr>
+            <w:color w:val="0000EE"/>
+            <w:u w:val="single"/>
+          </w:rPr>
+          <w:t>7:10</w:t>
+        </w:r>
+      </w:hyperlink>
+      <w:r>
+        <w:rPr>
+          <w:lang w:val="hi_IN" w:bidi="hi_IN"/>
+        </w:rPr>
+        <w:t xml:space="preserve">; </w:t>
+      </w:r>
+      <w:hyperlink r:id="rId24">
+        <w:r>
+          <w:rPr>
+            <w:lang w:val="hi_IN" w:bidi="hi_IN"/>
+          </w:rPr>
+          <w:rPr>
+            <w:color w:val="0000EE"/>
+            <w:u w:val="single"/>
+          </w:rPr>
+          <w:t>13:47–48</w:t>
+        </w:r>
+      </w:hyperlink>
+      <w:r>
+        <w:rPr>
+          <w:lang w:val="hi_IN" w:bidi="hi_IN"/>
+        </w:rPr>
+        <w:t xml:space="preserve">; </w:t>
       </w:r>
       <w:hyperlink r:id="rId20">
         <w:r>
@@ -476,32 +629,14 @@
             <w:color w:val="0000EE"/>
             <w:u w:val="single"/>
           </w:rPr>
-          <w:t>निर्ग 12:48</w:t>
+          <w:t>मरकुस 1:19–20</w:t>
         </w:r>
       </w:hyperlink>
       <w:r>
         <w:rPr>
           <w:lang w:val="hi_IN" w:bidi="hi_IN"/>
         </w:rPr>
-        <w:t xml:space="preserve">; तुलना करें </w:t>
-      </w:r>
-      <w:hyperlink r:id="rId24">
-        <w:r>
-          <w:rPr>
-            <w:lang w:val="hi_IN" w:bidi="hi_IN"/>
-          </w:rPr>
-          <w:rPr>
-            <w:color w:val="0000EE"/>
-            <w:u w:val="single"/>
-          </w:rPr>
-          <w:t>उत 34:15–24</w:t>
-        </w:r>
-      </w:hyperlink>
-      <w:r>
-        <w:rPr>
-          <w:lang w:val="hi_IN" w:bidi="hi_IN"/>
-        </w:rPr>
-        <w:t xml:space="preserve">)। खतना उनकी आराधना करनेवाले समाज में सम्मिलित होने की पहचान थी (उदाहरण के लिए, </w:t>
+        <w:t xml:space="preserve">; </w:t>
       </w:r>
       <w:hyperlink r:id="rId25">
         <w:r>
@@ -512,41 +647,14 @@
             <w:color w:val="0000EE"/>
             <w:u w:val="single"/>
           </w:rPr>
-          <w:t>निर्ग 12:44</w:t>
+          <w:t>6:41</w:t>
         </w:r>
       </w:hyperlink>
       <w:r>
         <w:rPr>
           <w:lang w:val="hi_IN" w:bidi="hi_IN"/>
         </w:rPr>
-        <w:t>)।</w:t>
-      </w:r>
-    </w:p>
-    <w:p>
-      <w:pPr/>
-      <w:r>
-        <w:rPr>
-          <w:lang w:val="hi_IN" w:bidi="hi_IN"/>
-        </w:rPr>
-      </w:r>
-      <w:r>
-        <w:rPr>
-          <w:lang w:val="hi_IN" w:bidi="hi_IN"/>
-        </w:rPr>
-        <w:t>खतना, इस्राएल को प्राकृतिक अशुद्धता से अलग रहने को स्मरण दिलाने में सहायता करता था। परमेश्वर के लोगों को वाचा, अपने परिवार और अपने विवाह के प्रति विश्वासयोग्य रहना था। वाचा के बाहर, बिना खतना किए हुए लोगों से विवाह करना वाचा का उल्लंघन था। जो पुरुष खतना (एक प्रतीकात्मक शारीरिक कट ) करवाने से इनकार करता था, उसे परमेश्वर की आज्ञा न मानने के कारण वाचा के लोगों में से निकाल दिया जाता था ("</w:t>
-      </w:r>
-      <w:r>
-        <w:rPr>
-          <w:i/>
-          <w:lang w:val="hi_IN" w:bidi="hi_IN"/>
-        </w:rPr>
-        <w:t>नाश किया जाए"</w:t>
-      </w:r>
-      <w:r>
-        <w:rPr>
-          <w:lang w:val="hi_IN" w:bidi="hi_IN"/>
-        </w:rPr>
-        <w:t>) (</w:t>
+        <w:t xml:space="preserve">; </w:t>
       </w:r>
       <w:hyperlink r:id="rId26">
         <w:r>
@@ -557,28 +665,14 @@
             <w:color w:val="0000EE"/>
             <w:u w:val="single"/>
           </w:rPr>
-          <w:t>उत 17:14</w:t>
+          <w:t>लूका 5:1–7</w:t>
         </w:r>
       </w:hyperlink>
       <w:r>
         <w:rPr>
           <w:lang w:val="hi_IN" w:bidi="hi_IN"/>
         </w:rPr>
-        <w:t>)।</w:t>
-      </w:r>
-    </w:p>
-    <w:p>
-      <w:pPr/>
-      <w:r>
-        <w:rPr>
-          <w:lang w:val="hi_IN" w:bidi="hi_IN"/>
-        </w:rPr>
-      </w:r>
-      <w:r>
-        <w:rPr>
-          <w:lang w:val="hi_IN" w:bidi="hi_IN"/>
-        </w:rPr>
-        <w:t>खतना संसार से अलगाव, पवित्रता और वाचा के प्रति विश्वासयोग्यता का प्रतीक है। यह "हृदय के खतना" का एक प्रभावशाली रूपक प्रस्तुत करता है। इसका अर्थ है परमेश्वर के प्रति समर्पित हृदय जो उनके लिए अलग किया गया हो, न कि हठीला और विरोधी (</w:t>
+        <w:t xml:space="preserve">; </w:t>
       </w:r>
       <w:hyperlink r:id="rId27">
         <w:r>
@@ -589,746 +683,7 @@
             <w:color w:val="0000EE"/>
             <w:u w:val="single"/>
           </w:rPr>
-          <w:t>लैव्य 26:41</w:t>
-        </w:r>
-      </w:hyperlink>
-      <w:r>
-        <w:rPr>
-          <w:lang w:val="hi_IN" w:bidi="hi_IN"/>
-        </w:rPr>
-        <w:t xml:space="preserve">; </w:t>
-      </w:r>
-      <w:hyperlink r:id="rId28">
-        <w:r>
-          <w:rPr>
-            <w:lang w:val="hi_IN" w:bidi="hi_IN"/>
-          </w:rPr>
-          <w:rPr>
-            <w:color w:val="0000EE"/>
-            <w:u w:val="single"/>
-          </w:rPr>
-          <w:t>व्य.वि. 30:6</w:t>
-        </w:r>
-      </w:hyperlink>
-      <w:r>
-        <w:rPr>
-          <w:lang w:val="hi_IN" w:bidi="hi_IN"/>
-        </w:rPr>
-        <w:t xml:space="preserve">; </w:t>
-      </w:r>
-      <w:hyperlink r:id="rId29">
-        <w:r>
-          <w:rPr>
-            <w:lang w:val="hi_IN" w:bidi="hi_IN"/>
-          </w:rPr>
-          <w:rPr>
-            <w:color w:val="0000EE"/>
-            <w:u w:val="single"/>
-          </w:rPr>
-          <w:t>यिर्म 4:4</w:t>
-        </w:r>
-      </w:hyperlink>
-      <w:r>
-        <w:rPr>
-          <w:lang w:val="hi_IN" w:bidi="hi_IN"/>
-        </w:rPr>
-        <w:t xml:space="preserve">; </w:t>
-      </w:r>
-      <w:hyperlink r:id="rId30">
-        <w:r>
-          <w:rPr>
-            <w:lang w:val="hi_IN" w:bidi="hi_IN"/>
-          </w:rPr>
-          <w:rPr>
-            <w:color w:val="0000EE"/>
-            <w:u w:val="single"/>
-          </w:rPr>
-          <w:t>9:26</w:t>
-        </w:r>
-      </w:hyperlink>
-      <w:r>
-        <w:rPr>
-          <w:lang w:val="hi_IN" w:bidi="hi_IN"/>
-        </w:rPr>
-        <w:t xml:space="preserve">; </w:t>
-      </w:r>
-      <w:hyperlink r:id="rId31">
-        <w:r>
-          <w:rPr>
-            <w:lang w:val="hi_IN" w:bidi="hi_IN"/>
-          </w:rPr>
-          <w:rPr>
-            <w:color w:val="0000EE"/>
-            <w:u w:val="single"/>
-          </w:rPr>
-          <w:t>इफि 2:11</w:t>
-        </w:r>
-      </w:hyperlink>
-      <w:r>
-        <w:rPr>
-          <w:lang w:val="hi_IN" w:bidi="hi_IN"/>
-        </w:rPr>
-        <w:t xml:space="preserve">)। हृदय का खतना, उद्धार और परमेश्वर के साथ संगति को दर्शाता है (देखें </w:t>
-      </w:r>
-      <w:hyperlink r:id="rId32">
-        <w:r>
-          <w:rPr>
-            <w:lang w:val="hi_IN" w:bidi="hi_IN"/>
-          </w:rPr>
-          <w:rPr>
-            <w:color w:val="0000EE"/>
-            <w:u w:val="single"/>
-          </w:rPr>
-          <w:t>यहेज 18:31–32</w:t>
-        </w:r>
-      </w:hyperlink>
-      <w:r>
-        <w:rPr>
-          <w:lang w:val="hi_IN" w:bidi="hi_IN"/>
-        </w:rPr>
-        <w:t xml:space="preserve">; </w:t>
-      </w:r>
-      <w:hyperlink r:id="rId33">
-        <w:r>
-          <w:rPr>
-            <w:lang w:val="hi_IN" w:bidi="hi_IN"/>
-          </w:rPr>
-          <w:rPr>
-            <w:color w:val="0000EE"/>
-            <w:u w:val="single"/>
-          </w:rPr>
-          <w:t>36:25–27</w:t>
-        </w:r>
-      </w:hyperlink>
-      <w:r>
-        <w:rPr>
-          <w:lang w:val="hi_IN" w:bidi="hi_IN"/>
-        </w:rPr>
-        <w:t xml:space="preserve">; </w:t>
-      </w:r>
-      <w:hyperlink r:id="rId34">
-        <w:r>
-          <w:rPr>
-            <w:lang w:val="hi_IN" w:bidi="hi_IN"/>
-          </w:rPr>
-          <w:rPr>
-            <w:color w:val="0000EE"/>
-            <w:u w:val="single"/>
-          </w:rPr>
-          <w:t>रोम 2:28–29</w:t>
-        </w:r>
-      </w:hyperlink>
-      <w:r>
-        <w:rPr>
-          <w:lang w:val="hi_IN" w:bidi="hi_IN"/>
-        </w:rPr>
-        <w:t xml:space="preserve">; </w:t>
-      </w:r>
-      <w:hyperlink r:id="rId35">
-        <w:r>
-          <w:rPr>
-            <w:lang w:val="hi_IN" w:bidi="hi_IN"/>
-          </w:rPr>
-          <w:rPr>
-            <w:color w:val="0000EE"/>
-            <w:u w:val="single"/>
-          </w:rPr>
-          <w:t>4:11</w:t>
-        </w:r>
-      </w:hyperlink>
-      <w:r>
-        <w:rPr>
-          <w:lang w:val="hi_IN" w:bidi="hi_IN"/>
-        </w:rPr>
-        <w:t>)।</w:t>
-      </w:r>
-    </w:p>
-    <w:p>
-      <w:pPr/>
-      <w:r>
-        <w:rPr>
-          <w:lang w:val="hi_IN" w:bidi="hi_IN"/>
-        </w:rPr>
-      </w:r>
-      <w:r>
-        <w:rPr>
-          <w:lang w:val="hi_IN" w:bidi="hi_IN"/>
-        </w:rPr>
-        <w:t>जब यीशु मसीह ने परमेश्वर की नई वाचा स्थापित की, तब उन्होंने पुरानी वाचा की माँग को पूरी की। अन्यजाति मसीहियों को खतना करवाने की आवश्यकता नहीं है क्योंकि यीशु में विश्वास करने से वे परमेश्वर के लोगों का हिस्सा बन जाते हैं (</w:t>
-      </w:r>
-      <w:hyperlink r:id="rId36">
-        <w:r>
-          <w:rPr>
-            <w:lang w:val="hi_IN" w:bidi="hi_IN"/>
-          </w:rPr>
-          <w:rPr>
-            <w:color w:val="0000EE"/>
-            <w:u w:val="single"/>
-          </w:rPr>
-          <w:t>प्रेरि 15:1–29</w:t>
-        </w:r>
-      </w:hyperlink>
-      <w:r>
-        <w:rPr>
-          <w:lang w:val="hi_IN" w:bidi="hi_IN"/>
-        </w:rPr>
-        <w:t xml:space="preserve">; </w:t>
-      </w:r>
-      <w:hyperlink r:id="rId37">
-        <w:r>
-          <w:rPr>
-            <w:lang w:val="hi_IN" w:bidi="hi_IN"/>
-          </w:rPr>
-          <w:rPr>
-            <w:color w:val="0000EE"/>
-            <w:u w:val="single"/>
-          </w:rPr>
-          <w:t>रोम 2:25–29</w:t>
-        </w:r>
-      </w:hyperlink>
-      <w:r>
-        <w:rPr>
-          <w:lang w:val="hi_IN" w:bidi="hi_IN"/>
-        </w:rPr>
-        <w:t xml:space="preserve">; </w:t>
-      </w:r>
-      <w:hyperlink r:id="rId38">
-        <w:r>
-          <w:rPr>
-            <w:lang w:val="hi_IN" w:bidi="hi_IN"/>
-          </w:rPr>
-          <w:rPr>
-            <w:color w:val="0000EE"/>
-            <w:u w:val="single"/>
-          </w:rPr>
-          <w:t>गला 2:1–10</w:t>
-        </w:r>
-      </w:hyperlink>
-      <w:r>
-        <w:rPr>
-          <w:lang w:val="hi_IN" w:bidi="hi_IN"/>
-        </w:rPr>
-        <w:t xml:space="preserve">; </w:t>
-      </w:r>
-      <w:hyperlink r:id="rId39">
-        <w:r>
-          <w:rPr>
-            <w:lang w:val="hi_IN" w:bidi="hi_IN"/>
-          </w:rPr>
-          <w:rPr>
-            <w:color w:val="0000EE"/>
-            <w:u w:val="single"/>
-          </w:rPr>
-          <w:t>6:15</w:t>
-        </w:r>
-      </w:hyperlink>
-      <w:r>
-        <w:rPr>
-          <w:lang w:val="hi_IN" w:bidi="hi_IN"/>
-        </w:rPr>
-        <w:t xml:space="preserve">; </w:t>
-      </w:r>
-      <w:hyperlink r:id="rId40">
-        <w:r>
-          <w:rPr>
-            <w:lang w:val="hi_IN" w:bidi="hi_IN"/>
-          </w:rPr>
-          <w:rPr>
-            <w:color w:val="0000EE"/>
-            <w:u w:val="single"/>
-          </w:rPr>
-          <w:t>कुल 2:11–12</w:t>
-        </w:r>
-      </w:hyperlink>
-      <w:r>
-        <w:rPr>
-          <w:lang w:val="hi_IN" w:bidi="hi_IN"/>
-        </w:rPr>
-        <w:t xml:space="preserve">)। मनुष्य को परमेश्वर और उसकी प्रतिज्ञाओं पर भरोसा करना चाहिए, पापपूर्ण आचरण और सांसारिक प्रथा को त्यागना चाहिए और विश्वास के द्वारा एक नया जीवन जीना चाहिए (देखें </w:t>
-      </w:r>
-      <w:hyperlink r:id="rId41">
-        <w:r>
-          <w:rPr>
-            <w:lang w:val="hi_IN" w:bidi="hi_IN"/>
-          </w:rPr>
-          <w:rPr>
-            <w:color w:val="0000EE"/>
-            <w:u w:val="single"/>
-          </w:rPr>
-          <w:t>यिर्म 31:33–34</w:t>
-        </w:r>
-      </w:hyperlink>
-      <w:r>
-        <w:rPr>
-          <w:lang w:val="hi_IN" w:bidi="hi_IN"/>
-        </w:rPr>
-        <w:t xml:space="preserve">; </w:t>
-      </w:r>
-      <w:hyperlink r:id="rId42">
-        <w:r>
-          <w:rPr>
-            <w:lang w:val="hi_IN" w:bidi="hi_IN"/>
-          </w:rPr>
-          <w:rPr>
-            <w:color w:val="0000EE"/>
-            <w:u w:val="single"/>
-          </w:rPr>
-          <w:t>रोम 8:1–17</w:t>
-        </w:r>
-      </w:hyperlink>
-      <w:r>
-        <w:rPr>
-          <w:lang w:val="hi_IN" w:bidi="hi_IN"/>
-        </w:rPr>
-        <w:t xml:space="preserve">; </w:t>
-      </w:r>
-      <w:hyperlink r:id="rId43">
-        <w:r>
-          <w:rPr>
-            <w:lang w:val="hi_IN" w:bidi="hi_IN"/>
-          </w:rPr>
-          <w:rPr>
-            <w:color w:val="0000EE"/>
-            <w:u w:val="single"/>
-          </w:rPr>
-          <w:t>गला 5:16–6:10</w:t>
-        </w:r>
-      </w:hyperlink>
-      <w:r>
-        <w:rPr>
-          <w:lang w:val="hi_IN" w:bidi="hi_IN"/>
-        </w:rPr>
-        <w:t>)।</w:t>
-      </w:r>
-    </w:p>
-    <w:p>
-      <w:pPr/>
-      <w:r>
-        <w:rPr>
-          <w:lang w:val="hi_IN" w:bidi="hi_IN"/>
-        </w:rPr>
-      </w:r>
-      <w:r>
-        <w:rPr>
-          <w:u w:val="single"/>
-          <w:lang w:val="hi_IN" w:bidi="hi_IN"/>
-        </w:rPr>
-        <w:t>अधिक अध्ययन के लिए अंश</w:t>
-      </w:r>
-    </w:p>
-    <w:p>
-      <w:pPr/>
-      <w:r>
-        <w:rPr>
-          <w:lang w:val="hi_IN" w:bidi="hi_IN"/>
-        </w:rPr>
-      </w:r>
-      <w:hyperlink r:id="rId18">
-        <w:r>
-          <w:rPr>
-            <w:lang w:val="hi_IN" w:bidi="hi_IN"/>
-          </w:rPr>
-          <w:rPr>
-            <w:color w:val="0000EE"/>
-            <w:u w:val="single"/>
-          </w:rPr>
-          <w:t>उत्पत्ति 17:9–14</w:t>
-        </w:r>
-      </w:hyperlink>
-      <w:r>
-        <w:rPr>
-          <w:lang w:val="hi_IN" w:bidi="hi_IN"/>
-        </w:rPr>
-        <w:t xml:space="preserve">, </w:t>
-      </w:r>
-      <w:hyperlink r:id="rId19">
-        <w:r>
-          <w:rPr>
-            <w:lang w:val="hi_IN" w:bidi="hi_IN"/>
-          </w:rPr>
-          <w:rPr>
-            <w:color w:val="0000EE"/>
-            <w:u w:val="single"/>
-          </w:rPr>
-          <w:t>23–27</w:t>
-        </w:r>
-      </w:hyperlink>
-      <w:r>
-        <w:rPr>
-          <w:lang w:val="hi_IN" w:bidi="hi_IN"/>
-        </w:rPr>
-        <w:t xml:space="preserve">; </w:t>
-      </w:r>
-      <w:hyperlink r:id="rId22">
-        <w:r>
-          <w:rPr>
-            <w:lang w:val="hi_IN" w:bidi="hi_IN"/>
-          </w:rPr>
-          <w:rPr>
-            <w:color w:val="0000EE"/>
-            <w:u w:val="single"/>
-          </w:rPr>
-          <w:t>21:4</w:t>
-        </w:r>
-      </w:hyperlink>
-      <w:r>
-        <w:rPr>
-          <w:lang w:val="hi_IN" w:bidi="hi_IN"/>
-        </w:rPr>
-        <w:t xml:space="preserve">; </w:t>
-      </w:r>
-      <w:hyperlink r:id="rId44">
-        <w:r>
-          <w:rPr>
-            <w:lang w:val="hi_IN" w:bidi="hi_IN"/>
-          </w:rPr>
-          <w:rPr>
-            <w:color w:val="0000EE"/>
-            <w:u w:val="single"/>
-          </w:rPr>
-          <w:t>34:1–26</w:t>
-        </w:r>
-      </w:hyperlink>
-      <w:r>
-        <w:rPr>
-          <w:lang w:val="hi_IN" w:bidi="hi_IN"/>
-        </w:rPr>
-        <w:t xml:space="preserve">; </w:t>
-      </w:r>
-      <w:hyperlink r:id="rId45">
-        <w:r>
-          <w:rPr>
-            <w:lang w:val="hi_IN" w:bidi="hi_IN"/>
-          </w:rPr>
-          <w:rPr>
-            <w:color w:val="0000EE"/>
-            <w:u w:val="single"/>
-          </w:rPr>
-          <w:t>निर्गमन 4:24–26</w:t>
-        </w:r>
-      </w:hyperlink>
-      <w:r>
-        <w:rPr>
-          <w:lang w:val="hi_IN" w:bidi="hi_IN"/>
-        </w:rPr>
-        <w:t xml:space="preserve">; </w:t>
-      </w:r>
-      <w:hyperlink r:id="rId20">
-        <w:r>
-          <w:rPr>
-            <w:lang w:val="hi_IN" w:bidi="hi_IN"/>
-          </w:rPr>
-          <w:rPr>
-            <w:color w:val="0000EE"/>
-            <w:u w:val="single"/>
-          </w:rPr>
-          <w:t>12:48</w:t>
-        </w:r>
-      </w:hyperlink>
-      <w:r>
-        <w:rPr>
-          <w:lang w:val="hi_IN" w:bidi="hi_IN"/>
-        </w:rPr>
-        <w:t xml:space="preserve">; </w:t>
-      </w:r>
-      <w:hyperlink r:id="rId23">
-        <w:r>
-          <w:rPr>
-            <w:lang w:val="hi_IN" w:bidi="hi_IN"/>
-          </w:rPr>
-          <w:rPr>
-            <w:color w:val="0000EE"/>
-            <w:u w:val="single"/>
-          </w:rPr>
-          <w:t>लैव्यव्यवस्था 12:3</w:t>
-        </w:r>
-      </w:hyperlink>
-      <w:r>
-        <w:rPr>
-          <w:lang w:val="hi_IN" w:bidi="hi_IN"/>
-        </w:rPr>
-        <w:t xml:space="preserve">; </w:t>
-      </w:r>
-      <w:hyperlink r:id="rId46">
-        <w:r>
-          <w:rPr>
-            <w:lang w:val="hi_IN" w:bidi="hi_IN"/>
-          </w:rPr>
-          <w:rPr>
-            <w:color w:val="0000EE"/>
-            <w:u w:val="single"/>
-          </w:rPr>
-          <w:t>यहोशू 5:2–8</w:t>
-        </w:r>
-      </w:hyperlink>
-      <w:r>
-        <w:rPr>
-          <w:lang w:val="hi_IN" w:bidi="hi_IN"/>
-        </w:rPr>
-        <w:t xml:space="preserve">; </w:t>
-      </w:r>
-      <w:hyperlink r:id="rId13">
-        <w:r>
-          <w:rPr>
-            <w:lang w:val="hi_IN" w:bidi="hi_IN"/>
-          </w:rPr>
-          <w:rPr>
-            <w:color w:val="0000EE"/>
-            <w:u w:val="single"/>
-          </w:rPr>
-          <w:t>यिर्मयाह 9:25–26</w:t>
-        </w:r>
-      </w:hyperlink>
-      <w:r>
-        <w:rPr>
-          <w:lang w:val="hi_IN" w:bidi="hi_IN"/>
-        </w:rPr>
-        <w:t xml:space="preserve">; </w:t>
-      </w:r>
-      <w:hyperlink r:id="rId47">
-        <w:r>
-          <w:rPr>
-            <w:lang w:val="hi_IN" w:bidi="hi_IN"/>
-          </w:rPr>
-          <w:rPr>
-            <w:color w:val="0000EE"/>
-            <w:u w:val="single"/>
-          </w:rPr>
-          <w:t>यहेजकेल 44:7–9</w:t>
-        </w:r>
-      </w:hyperlink>
-      <w:r>
-        <w:rPr>
-          <w:lang w:val="hi_IN" w:bidi="hi_IN"/>
-        </w:rPr>
-        <w:t xml:space="preserve">; </w:t>
-      </w:r>
-      <w:hyperlink r:id="rId48">
-        <w:r>
-          <w:rPr>
-            <w:lang w:val="hi_IN" w:bidi="hi_IN"/>
-          </w:rPr>
-          <w:rPr>
-            <w:color w:val="0000EE"/>
-            <w:u w:val="single"/>
-          </w:rPr>
-          <w:t>लूका 1:59</w:t>
-        </w:r>
-      </w:hyperlink>
-      <w:r>
-        <w:rPr>
-          <w:lang w:val="hi_IN" w:bidi="hi_IN"/>
-        </w:rPr>
-        <w:t xml:space="preserve">; </w:t>
-      </w:r>
-      <w:hyperlink r:id="rId49">
-        <w:r>
-          <w:rPr>
-            <w:lang w:val="hi_IN" w:bidi="hi_IN"/>
-          </w:rPr>
-          <w:rPr>
-            <w:color w:val="0000EE"/>
-            <w:u w:val="single"/>
-          </w:rPr>
-          <w:t>2:21</w:t>
-        </w:r>
-      </w:hyperlink>
-      <w:r>
-        <w:rPr>
-          <w:lang w:val="hi_IN" w:bidi="hi_IN"/>
-        </w:rPr>
-        <w:t xml:space="preserve">; </w:t>
-      </w:r>
-      <w:hyperlink r:id="rId50">
-        <w:r>
-          <w:rPr>
-            <w:lang w:val="hi_IN" w:bidi="hi_IN"/>
-          </w:rPr>
-          <w:rPr>
-            <w:color w:val="0000EE"/>
-            <w:u w:val="single"/>
-          </w:rPr>
-          <w:t>प्रेरितों के काम 15:1–31</w:t>
-        </w:r>
-      </w:hyperlink>
-      <w:r>
-        <w:rPr>
-          <w:lang w:val="hi_IN" w:bidi="hi_IN"/>
-        </w:rPr>
-        <w:t xml:space="preserve">; </w:t>
-      </w:r>
-      <w:hyperlink r:id="rId51">
-        <w:r>
-          <w:rPr>
-            <w:lang w:val="hi_IN" w:bidi="hi_IN"/>
-          </w:rPr>
-          <w:rPr>
-            <w:color w:val="0000EE"/>
-            <w:u w:val="single"/>
-          </w:rPr>
-          <w:t>16:1–5</w:t>
-        </w:r>
-      </w:hyperlink>
-      <w:r>
-        <w:rPr>
-          <w:lang w:val="hi_IN" w:bidi="hi_IN"/>
-        </w:rPr>
-        <w:t xml:space="preserve">; </w:t>
-      </w:r>
-      <w:hyperlink r:id="rId37">
-        <w:r>
-          <w:rPr>
-            <w:lang w:val="hi_IN" w:bidi="hi_IN"/>
-          </w:rPr>
-          <w:rPr>
-            <w:color w:val="0000EE"/>
-            <w:u w:val="single"/>
-          </w:rPr>
-          <w:t>रोमियों 2:25–29</w:t>
-        </w:r>
-      </w:hyperlink>
-      <w:r>
-        <w:rPr>
-          <w:lang w:val="hi_IN" w:bidi="hi_IN"/>
-        </w:rPr>
-        <w:t xml:space="preserve">; </w:t>
-      </w:r>
-      <w:hyperlink r:id="rId52">
-        <w:r>
-          <w:rPr>
-            <w:lang w:val="hi_IN" w:bidi="hi_IN"/>
-          </w:rPr>
-          <w:rPr>
-            <w:color w:val="0000EE"/>
-            <w:u w:val="single"/>
-          </w:rPr>
-          <w:t>1 कुरिन्थियों 7:17–19</w:t>
-        </w:r>
-      </w:hyperlink>
-      <w:r>
-        <w:rPr>
-          <w:lang w:val="hi_IN" w:bidi="hi_IN"/>
-        </w:rPr>
-        <w:t xml:space="preserve">; </w:t>
-      </w:r>
-      <w:hyperlink r:id="rId53">
-        <w:r>
-          <w:rPr>
-            <w:lang w:val="hi_IN" w:bidi="hi_IN"/>
-          </w:rPr>
-          <w:rPr>
-            <w:color w:val="0000EE"/>
-            <w:u w:val="single"/>
-          </w:rPr>
-          <w:t>गलातियों 5:1–6</w:t>
-        </w:r>
-      </w:hyperlink>
-      <w:r>
-        <w:rPr>
-          <w:lang w:val="hi_IN" w:bidi="hi_IN"/>
-        </w:rPr>
-        <w:t xml:space="preserve">, </w:t>
-      </w:r>
-      <w:hyperlink r:id="rId54">
-        <w:r>
-          <w:rPr>
-            <w:lang w:val="hi_IN" w:bidi="hi_IN"/>
-          </w:rPr>
-          <w:rPr>
-            <w:color w:val="0000EE"/>
-            <w:u w:val="single"/>
-          </w:rPr>
-          <w:t>11–12</w:t>
-        </w:r>
-      </w:hyperlink>
-      <w:r>
-        <w:rPr>
-          <w:lang w:val="hi_IN" w:bidi="hi_IN"/>
-        </w:rPr>
-        <w:t xml:space="preserve">; </w:t>
-      </w:r>
-      <w:hyperlink r:id="rId55">
-        <w:r>
-          <w:rPr>
-            <w:lang w:val="hi_IN" w:bidi="hi_IN"/>
-          </w:rPr>
-          <w:rPr>
-            <w:color w:val="0000EE"/>
-            <w:u w:val="single"/>
-          </w:rPr>
-          <w:t>6:12–16</w:t>
-        </w:r>
-      </w:hyperlink>
-      <w:r>
-        <w:rPr>
-          <w:lang w:val="hi_IN" w:bidi="hi_IN"/>
-        </w:rPr>
-        <w:t xml:space="preserve">; </w:t>
-      </w:r>
-      <w:hyperlink r:id="rId56">
-        <w:r>
-          <w:rPr>
-            <w:lang w:val="hi_IN" w:bidi="hi_IN"/>
-          </w:rPr>
-          <w:rPr>
-            <w:color w:val="0000EE"/>
-            <w:u w:val="single"/>
-          </w:rPr>
-          <w:t>इफिसियों 2:11–18</w:t>
-        </w:r>
-      </w:hyperlink>
-      <w:r>
-        <w:rPr>
-          <w:lang w:val="hi_IN" w:bidi="hi_IN"/>
-        </w:rPr>
-        <w:t xml:space="preserve">; </w:t>
-      </w:r>
-      <w:hyperlink r:id="rId57">
-        <w:r>
-          <w:rPr>
-            <w:lang w:val="hi_IN" w:bidi="hi_IN"/>
-          </w:rPr>
-          <w:rPr>
-            <w:color w:val="0000EE"/>
-            <w:u w:val="single"/>
-          </w:rPr>
-          <w:t>फिलिप्पियों 3:2–7</w:t>
-        </w:r>
-      </w:hyperlink>
-      <w:r>
-        <w:rPr>
-          <w:lang w:val="hi_IN" w:bidi="hi_IN"/>
-        </w:rPr>
-        <w:t xml:space="preserve">; </w:t>
-      </w:r>
-      <w:hyperlink r:id="rId58">
-        <w:r>
-          <w:rPr>
-            <w:lang w:val="hi_IN" w:bidi="hi_IN"/>
-          </w:rPr>
-          <w:rPr>
-            <w:color w:val="0000EE"/>
-            <w:u w:val="single"/>
-          </w:rPr>
-          <w:t>कुलुस्सियों 2:11</w:t>
-        </w:r>
-      </w:hyperlink>
-      <w:r>
-        <w:rPr>
-          <w:lang w:val="hi_IN" w:bidi="hi_IN"/>
-        </w:rPr>
-        <w:t xml:space="preserve">; </w:t>
-      </w:r>
-      <w:hyperlink r:id="rId59">
-        <w:r>
-          <w:rPr>
-            <w:lang w:val="hi_IN" w:bidi="hi_IN"/>
-          </w:rPr>
-          <w:rPr>
-            <w:color w:val="0000EE"/>
-            <w:u w:val="single"/>
-          </w:rPr>
-          <w:t>3:11</w:t>
+          <w:t>यूहन्ना 21:1–14</w:t>
         </w:r>
       </w:hyperlink>
       <w:r>
@@ -3231,6 +2586,12 @@
   </w:num>
   <w:num w:numId="13" w16cid:durableId="592781308">
     <w:abstractNumId w:val="11"/>
+  </w:num>
+  <w:num w:numId="14">
+    <w:abstractNumId w:val="3"/>
+    <w:lvlOverride w:ilvl="0">
+      <w:startOverride w:val="1"/>
+    </w:lvlOverride>
   </w:num>
   <w:numIdMacAtCleanup w:val="10"/>
 </w:numbering>

--- a/hin/docx/009.content.docx
+++ b/hin/docx/009.content.docx
@@ -19,7 +19,7 @@
         <w:rPr>
           <w:lang w:val="hi_IN" w:bidi="hi_IN"/>
         </w:rPr>
-        <w:t>Resource: Tyndale Open Study Notes</w:t>
+        <w:t>Resource: Aquifer Open Study Notes (Themes)</w:t>
       </w:r>
       <w:r>
         <w:rPr>
@@ -112,7 +112,7 @@
         <w:rPr>
           <w:lang w:val="hi_IN" w:bidi="hi_IN"/>
         </w:rPr>
-        <w:t>Tyndale Open Study Notes</w:t>
+        <w:t>Aquifer Open Study Notes (Themes)</w:t>
       </w:r>
     </w:p>
     <w:p>

--- a/hin/docx/009.content.docx
+++ b/hin/docx/009.content.docx
@@ -233,36 +233,24 @@
         </w:rPr>
         <w:t>यीशु का मछली पकड़ने का ज्ञान चारों सुसमाचारों में स्पष्ट है। उन्होंने अपनी कहानियों में मछली पकड़ने का उपयोग लोगों को सिखाने के लिए किया (</w:t>
       </w:r>
-      <w:hyperlink r:id="rId13">
-        <w:r>
-          <w:rPr>
-            <w:lang w:val="hi_IN" w:bidi="hi_IN"/>
-          </w:rPr>
-          <w:rPr>
-            <w:color w:val="0000EE"/>
-            <w:u w:val="single"/>
-          </w:rPr>
-          <w:t>मत्ती 7:10</w:t>
-        </w:r>
-      </w:hyperlink>
+      <w:r>
+        <w:rPr>
+          <w:lang w:val="hi_IN" w:bidi="hi_IN"/>
+        </w:rPr>
+        <w:t>मत्ती 7:10</w:t>
+      </w:r>
       <w:r>
         <w:rPr>
           <w:lang w:val="hi_IN" w:bidi="hi_IN"/>
         </w:rPr>
         <w:t xml:space="preserve">; </w:t>
       </w:r>
-      <w:hyperlink r:id="rId14">
-        <w:r>
-          <w:rPr>
-            <w:lang w:val="hi_IN" w:bidi="hi_IN"/>
-          </w:rPr>
-          <w:rPr>
-            <w:color w:val="0000EE"/>
-            <w:u w:val="single"/>
-          </w:rPr>
-          <w:t>13:47–51</w:t>
-        </w:r>
-      </w:hyperlink>
+      <w:r>
+        <w:rPr>
+          <w:lang w:val="hi_IN" w:bidi="hi_IN"/>
+        </w:rPr>
+        <w:t>13:47–51</w:t>
+      </w:r>
       <w:r>
         <w:rPr>
           <w:lang w:val="hi_IN" w:bidi="hi_IN"/>
@@ -281,36 +269,24 @@
         </w:rPr>
         <w:t>" जिसका अर्थ था कि वे परमेश्वर के पास लोगों को लाने में सहायता करेंगे (</w:t>
       </w:r>
-      <w:hyperlink r:id="rId15">
-        <w:r>
-          <w:rPr>
-            <w:lang w:val="hi_IN" w:bidi="hi_IN"/>
-          </w:rPr>
-          <w:rPr>
-            <w:color w:val="0000EE"/>
-            <w:u w:val="single"/>
-          </w:rPr>
-          <w:t>मत्ती 4:19</w:t>
-        </w:r>
-      </w:hyperlink>
+      <w:r>
+        <w:rPr>
+          <w:lang w:val="hi_IN" w:bidi="hi_IN"/>
+        </w:rPr>
+        <w:t>मत्ती 4:19</w:t>
+      </w:r>
       <w:r>
         <w:rPr>
           <w:lang w:val="hi_IN" w:bidi="hi_IN"/>
         </w:rPr>
         <w:t xml:space="preserve">)। </w:t>
       </w:r>
-      <w:hyperlink r:id="rId16">
-        <w:r>
-          <w:rPr>
-            <w:lang w:val="hi_IN" w:bidi="hi_IN"/>
-          </w:rPr>
-          <w:rPr>
-            <w:color w:val="0000EE"/>
-            <w:u w:val="single"/>
-          </w:rPr>
-          <w:t>यूहन्ना 21</w:t>
-        </w:r>
-      </w:hyperlink>
+      <w:r>
+        <w:rPr>
+          <w:lang w:val="hi_IN" w:bidi="hi_IN"/>
+        </w:rPr>
+        <w:t>यूहन्ना 21</w:t>
+      </w:r>
       <w:r>
         <w:rPr>
           <w:lang w:val="hi_IN" w:bidi="hi_IN"/>
@@ -360,18 +336,12 @@
         </w:rPr>
         <w:t>घसीट जाल से कई मछलियाँ पकड़ी जाती थी, जिनमें से कुछ यहूदियों की व्यवस्था के अनुसार खाने योग्य नहीं थीं। लोग मछलियों को छांटते थे। उन्होंने अच्छी मछलियों को रखा और खराब मछलियों को हटा दिया। यीशु ने घसीट जाल का उपयोग न्याय के दिन के प्रतीक के रूप में किया (</w:t>
       </w:r>
-      <w:hyperlink r:id="rId14">
-        <w:r>
-          <w:rPr>
-            <w:lang w:val="hi_IN" w:bidi="hi_IN"/>
-          </w:rPr>
-          <w:rPr>
-            <w:color w:val="0000EE"/>
-            <w:u w:val="single"/>
-          </w:rPr>
-          <w:t>मत्ती 13:47–51</w:t>
-        </w:r>
-      </w:hyperlink>
+      <w:r>
+        <w:rPr>
+          <w:lang w:val="hi_IN" w:bidi="hi_IN"/>
+        </w:rPr>
+        <w:t>मत्ती 13:47–51</w:t>
+      </w:r>
       <w:r>
         <w:rPr>
           <w:lang w:val="hi_IN" w:bidi="hi_IN"/>
@@ -396,36 +366,24 @@
         </w:rPr>
         <w:t>फेंकी जाने वाली जाल (कास्ट नेट) गोलाकार होती थी और इसका व्यास लगभग पंद्रह से बीस फीट तक होता था। इसके किनारों पर सीसे के भार (वजन) जुड़े होते थे। एक अकेला मछुआरा इसे समुद्र में फेंकता था। यह पानी में गिरती, डूबती और मछलियों को फंसा लेती थी। फिर मछुआरा पानी में गोता लगाकर या तो मछलियों को एक-एक करके निकालता या पूरी जाल को इकट्ठा करके नाव में खींच लेता था। जब यीशु ने शमौन और अंद्रियास को बुलाया, तब वे फेंकी जाने वाली जाल का उपयोग कर रहे थे (</w:t>
       </w:r>
-      <w:hyperlink r:id="rId17">
-        <w:r>
-          <w:rPr>
-            <w:lang w:val="hi_IN" w:bidi="hi_IN"/>
-          </w:rPr>
-          <w:rPr>
-            <w:color w:val="0000EE"/>
-            <w:u w:val="single"/>
-          </w:rPr>
-          <w:t>मत्ती 4:18–20</w:t>
-        </w:r>
-      </w:hyperlink>
+      <w:r>
+        <w:rPr>
+          <w:lang w:val="hi_IN" w:bidi="hi_IN"/>
+        </w:rPr>
+        <w:t>मत्ती 4:18–20</w:t>
+      </w:r>
       <w:r>
         <w:rPr>
           <w:lang w:val="hi_IN" w:bidi="hi_IN"/>
         </w:rPr>
         <w:t xml:space="preserve">; </w:t>
       </w:r>
-      <w:hyperlink r:id="rId18">
-        <w:r>
-          <w:rPr>
-            <w:lang w:val="hi_IN" w:bidi="hi_IN"/>
-          </w:rPr>
-          <w:rPr>
-            <w:color w:val="0000EE"/>
-            <w:u w:val="single"/>
-          </w:rPr>
-          <w:t>मर 1:16–18</w:t>
-        </w:r>
-      </w:hyperlink>
+      <w:r>
+        <w:rPr>
+          <w:lang w:val="hi_IN" w:bidi="hi_IN"/>
+        </w:rPr>
+        <w:t>मर 1:16–18</w:t>
+      </w:r>
       <w:r>
         <w:rPr>
           <w:lang w:val="hi_IN" w:bidi="hi_IN"/>
@@ -457,36 +415,24 @@
         </w:rPr>
         <w:t>मछलियाँ आसानी से पहले बाहरी जाल में प्रवेश करती हैं, बारीक जालीदार भीतरी जाल के विरुद्ध धक्का देती हैं, और फिर बारीक जाल को दूसरे बाहरी जाल में ले जाती हैं, जिससे वे निराशाजनक रूप से उलझ जाती हैं। मछुआरे फिर जाल को किनारे पर खींचते हैं। वे जाल को सुलझाते हैं और मछलियों को छांटते हैं, और जाल में हुई टूट-फूट की मरम्मत करते हैं। जब यीशु ने याकूब और यूहन्ना को अपने पीछे आने के लिए बुलाया, तो वे अपने त्रिपरत जाल (ट्रैमल नेट) की मरम्मत कर रहे थे (</w:t>
       </w:r>
-      <w:hyperlink r:id="rId19">
-        <w:r>
-          <w:rPr>
-            <w:lang w:val="hi_IN" w:bidi="hi_IN"/>
-          </w:rPr>
-          <w:rPr>
-            <w:color w:val="0000EE"/>
-            <w:u w:val="single"/>
-          </w:rPr>
-          <w:t>मत्ती 4:18–22</w:t>
-        </w:r>
-      </w:hyperlink>
+      <w:r>
+        <w:rPr>
+          <w:lang w:val="hi_IN" w:bidi="hi_IN"/>
+        </w:rPr>
+        <w:t>मत्ती 4:18–22</w:t>
+      </w:r>
       <w:r>
         <w:rPr>
           <w:lang w:val="hi_IN" w:bidi="hi_IN"/>
         </w:rPr>
         <w:t xml:space="preserve">; </w:t>
       </w:r>
-      <w:hyperlink r:id="rId20">
-        <w:r>
-          <w:rPr>
-            <w:lang w:val="hi_IN" w:bidi="hi_IN"/>
-          </w:rPr>
-          <w:rPr>
-            <w:color w:val="0000EE"/>
-            <w:u w:val="single"/>
-          </w:rPr>
-          <w:t>मर 1:19–20</w:t>
-        </w:r>
-      </w:hyperlink>
+      <w:r>
+        <w:rPr>
+          <w:lang w:val="hi_IN" w:bidi="hi_IN"/>
+        </w:rPr>
+        <w:t>मर 1:19–20</w:t>
+      </w:r>
       <w:r>
         <w:rPr>
           <w:lang w:val="hi_IN" w:bidi="hi_IN"/>
@@ -507,36 +453,24 @@
         </w:rPr>
         <w:t>जब यीशु ने शमौन से कहा कि रात भर मछली पकड़ने के बाद फिर से अपना जाल डालें, तो शमौन ने चमत्कारिक रूप से बड़ी संख्या में मछलियाँ पकड़ीं (</w:t>
       </w:r>
-      <w:hyperlink r:id="rId21">
-        <w:r>
-          <w:rPr>
-            <w:lang w:val="hi_IN" w:bidi="hi_IN"/>
-          </w:rPr>
-          <w:rPr>
-            <w:color w:val="0000EE"/>
-            <w:u w:val="single"/>
-          </w:rPr>
-          <w:t>लूका 5:1–11</w:t>
-        </w:r>
-      </w:hyperlink>
+      <w:r>
+        <w:rPr>
+          <w:lang w:val="hi_IN" w:bidi="hi_IN"/>
+        </w:rPr>
+        <w:t>लूका 5:1–11</w:t>
+      </w:r>
       <w:r>
         <w:rPr>
           <w:lang w:val="hi_IN" w:bidi="hi_IN"/>
         </w:rPr>
         <w:t xml:space="preserve">)। इसी प्रकार की घटना </w:t>
       </w:r>
-      <w:hyperlink r:id="rId22">
-        <w:r>
-          <w:rPr>
-            <w:lang w:val="hi_IN" w:bidi="hi_IN"/>
-          </w:rPr>
-          <w:rPr>
-            <w:color w:val="0000EE"/>
-            <w:u w:val="single"/>
-          </w:rPr>
-          <w:t>यूहन्ना 21:1–11</w:t>
-        </w:r>
-      </w:hyperlink>
+      <w:r>
+        <w:rPr>
+          <w:lang w:val="hi_IN" w:bidi="hi_IN"/>
+        </w:rPr>
+        <w:t>यूहन्ना 21:1–11</w:t>
+      </w:r>
       <w:r>
         <w:rPr>
           <w:lang w:val="hi_IN" w:bidi="hi_IN"/>
@@ -566,126 +500,84 @@
           <w:lang w:val="hi_IN" w:bidi="hi_IN"/>
         </w:rPr>
       </w:r>
-      <w:hyperlink r:id="rId23">
-        <w:r>
-          <w:rPr>
-            <w:lang w:val="hi_IN" w:bidi="hi_IN"/>
-          </w:rPr>
-          <w:rPr>
-            <w:color w:val="0000EE"/>
-            <w:u w:val="single"/>
-          </w:rPr>
-          <w:t>मत्ती 4:19–22</w:t>
-        </w:r>
-      </w:hyperlink>
+      <w:r>
+        <w:rPr>
+          <w:lang w:val="hi_IN" w:bidi="hi_IN"/>
+        </w:rPr>
+        <w:t>मत्ती 4:19–22</w:t>
+      </w:r>
       <w:r>
         <w:rPr>
           <w:lang w:val="hi_IN" w:bidi="hi_IN"/>
         </w:rPr>
         <w:t xml:space="preserve">; </w:t>
       </w:r>
-      <w:hyperlink r:id="rId13">
-        <w:r>
-          <w:rPr>
-            <w:lang w:val="hi_IN" w:bidi="hi_IN"/>
-          </w:rPr>
-          <w:rPr>
-            <w:color w:val="0000EE"/>
-            <w:u w:val="single"/>
-          </w:rPr>
-          <w:t>7:10</w:t>
-        </w:r>
-      </w:hyperlink>
+      <w:r>
+        <w:rPr>
+          <w:lang w:val="hi_IN" w:bidi="hi_IN"/>
+        </w:rPr>
+        <w:t>7:10</w:t>
+      </w:r>
       <w:r>
         <w:rPr>
           <w:lang w:val="hi_IN" w:bidi="hi_IN"/>
         </w:rPr>
         <w:t xml:space="preserve">; </w:t>
       </w:r>
-      <w:hyperlink r:id="rId24">
-        <w:r>
-          <w:rPr>
-            <w:lang w:val="hi_IN" w:bidi="hi_IN"/>
-          </w:rPr>
-          <w:rPr>
-            <w:color w:val="0000EE"/>
-            <w:u w:val="single"/>
-          </w:rPr>
-          <w:t>13:47–48</w:t>
-        </w:r>
-      </w:hyperlink>
+      <w:r>
+        <w:rPr>
+          <w:lang w:val="hi_IN" w:bidi="hi_IN"/>
+        </w:rPr>
+        <w:t>13:47–48</w:t>
+      </w:r>
       <w:r>
         <w:rPr>
           <w:lang w:val="hi_IN" w:bidi="hi_IN"/>
         </w:rPr>
         <w:t xml:space="preserve">; </w:t>
       </w:r>
-      <w:hyperlink r:id="rId20">
-        <w:r>
-          <w:rPr>
-            <w:lang w:val="hi_IN" w:bidi="hi_IN"/>
-          </w:rPr>
-          <w:rPr>
-            <w:color w:val="0000EE"/>
-            <w:u w:val="single"/>
-          </w:rPr>
-          <w:t>मरकुस 1:19–20</w:t>
-        </w:r>
-      </w:hyperlink>
+      <w:r>
+        <w:rPr>
+          <w:lang w:val="hi_IN" w:bidi="hi_IN"/>
+        </w:rPr>
+        <w:t>मरकुस 1:19–20</w:t>
+      </w:r>
       <w:r>
         <w:rPr>
           <w:lang w:val="hi_IN" w:bidi="hi_IN"/>
         </w:rPr>
         <w:t xml:space="preserve">; </w:t>
       </w:r>
-      <w:hyperlink r:id="rId25">
-        <w:r>
-          <w:rPr>
-            <w:lang w:val="hi_IN" w:bidi="hi_IN"/>
-          </w:rPr>
-          <w:rPr>
-            <w:color w:val="0000EE"/>
-            <w:u w:val="single"/>
-          </w:rPr>
-          <w:t>6:41</w:t>
-        </w:r>
-      </w:hyperlink>
+      <w:r>
+        <w:rPr>
+          <w:lang w:val="hi_IN" w:bidi="hi_IN"/>
+        </w:rPr>
+        <w:t>6:41</w:t>
+      </w:r>
       <w:r>
         <w:rPr>
           <w:lang w:val="hi_IN" w:bidi="hi_IN"/>
         </w:rPr>
         <w:t xml:space="preserve">; </w:t>
       </w:r>
-      <w:hyperlink r:id="rId26">
-        <w:r>
-          <w:rPr>
-            <w:lang w:val="hi_IN" w:bidi="hi_IN"/>
-          </w:rPr>
-          <w:rPr>
-            <w:color w:val="0000EE"/>
-            <w:u w:val="single"/>
-          </w:rPr>
-          <w:t>लूका 5:1–7</w:t>
-        </w:r>
-      </w:hyperlink>
+      <w:r>
+        <w:rPr>
+          <w:lang w:val="hi_IN" w:bidi="hi_IN"/>
+        </w:rPr>
+        <w:t>लूका 5:1–7</w:t>
+      </w:r>
       <w:r>
         <w:rPr>
           <w:lang w:val="hi_IN" w:bidi="hi_IN"/>
         </w:rPr>
         <w:t xml:space="preserve">; </w:t>
       </w:r>
-      <w:hyperlink r:id="rId27">
-        <w:r>
-          <w:rPr>
-            <w:lang w:val="hi_IN" w:bidi="hi_IN"/>
-          </w:rPr>
-          <w:rPr>
-            <w:color w:val="0000EE"/>
-            <w:u w:val="single"/>
-          </w:rPr>
-          <w:t>यूहन्ना 21:1–14</w:t>
-        </w:r>
-      </w:hyperlink>
+      <w:r>
+        <w:rPr>
+          <w:lang w:val="hi_IN" w:bidi="hi_IN"/>
+        </w:rPr>
+        <w:t>यूहन्ना 21:1–14</w:t>
+      </w:r>
       <w:r>
         <w:rPr>
           <w:lang w:val="hi_IN" w:bidi="hi_IN"/>
